--- a/docs/phase2/Report 2.docx
+++ b/docs/phase2/Report 2.docx
@@ -69,13 +69,37 @@
         <w:t xml:space="preserve"> </w:t>
       </w:r>
     </w:p>
+    <w:p/>
+    <w:p/>
+    <w:p/>
+    <w:p/>
+    <w:p/>
+    <w:p/>
+    <w:p/>
+    <w:p/>
+    <w:p/>
+    <w:p/>
+    <w:p/>
+    <w:p/>
+    <w:p/>
+    <w:p/>
+    <w:p/>
+    <w:p/>
     <w:p>
       <w:r>
         <w:lastRenderedPageBreak/>
+        <w:t>Concptual model</w:t>
+      </w:r>
+    </w:p>
+    <w:p>
+      <w:r>
+        <w:rPr>
+          <w:noProof/>
+        </w:rPr>
         <w:drawing>
-          <wp:inline distT="0" distB="0" distL="0" distR="0" wp14:anchorId="6439BFB0" wp14:editId="77A763E6">
-            <wp:extent cx="2848610" cy="8863330"/>
-            <wp:effectExtent l="0" t="0" r="0" b="1270"/>
+          <wp:inline distT="0" distB="0" distL="0" distR="0" wp14:anchorId="6439BFB0" wp14:editId="7CAE468B">
+            <wp:extent cx="2511662" cy="7814930"/>
+            <wp:effectExtent l="0" t="0" r="3175" b="0"/>
             <wp:docPr id="351760880" name="Picture 1" descr="A diagram of a weather forecast&#10;&#10;Description automatically generated"/>
             <wp:cNvGraphicFramePr>
               <a:graphicFrameLocks xmlns:a="http://schemas.openxmlformats.org/drawingml/2006/main" noChangeAspect="1"/>
@@ -96,7 +120,7 @@
                   <pic:spPr>
                     <a:xfrm>
                       <a:off x="0" y="0"/>
-                      <a:ext cx="2848610" cy="8863330"/>
+                      <a:ext cx="2514945" cy="7825146"/>
                     </a:xfrm>
                     <a:prstGeom prst="rect">
                       <a:avLst/>
@@ -111,14 +135,23 @@
       <w:r>
         <w:br/>
       </w:r>
+    </w:p>
+    <w:p/>
+    <w:p>
       <w:r>
         <w:lastRenderedPageBreak/>
         <w:t>ERD</w:t>
       </w:r>
+      <w:r>
+        <w:t xml:space="preserve"> – first version</w:t>
+      </w:r>
     </w:p>
     <w:p/>
     <w:p>
       <w:r>
+        <w:rPr>
+          <w:noProof/>
+        </w:rPr>
         <w:drawing>
           <wp:inline distT="0" distB="0" distL="0" distR="0" wp14:anchorId="3F001C0B" wp14:editId="06ADFB2D">
             <wp:extent cx="5283200" cy="5080000"/>
@@ -144,6 +177,60 @@
                     <a:xfrm>
                       <a:off x="0" y="0"/>
                       <a:ext cx="5283200" cy="5080000"/>
+                    </a:xfrm>
+                    <a:prstGeom prst="rect">
+                      <a:avLst/>
+                    </a:prstGeom>
+                  </pic:spPr>
+                </pic:pic>
+              </a:graphicData>
+            </a:graphic>
+          </wp:inline>
+        </w:drawing>
+      </w:r>
+    </w:p>
+    <w:p/>
+    <w:p/>
+    <w:p/>
+    <w:p/>
+    <w:p/>
+    <w:p/>
+    <w:p/>
+    <w:p/>
+    <w:p/>
+    <w:p>
+      <w:r>
+        <w:lastRenderedPageBreak/>
+        <w:t>ERD diagram for a relational database model</w:t>
+      </w:r>
+    </w:p>
+    <w:p>
+      <w:r>
+        <w:drawing>
+          <wp:inline distT="0" distB="0" distL="0" distR="0" wp14:anchorId="226E4D93" wp14:editId="01450884">
+            <wp:extent cx="5731510" cy="4778375"/>
+            <wp:effectExtent l="0" t="0" r="0" b="0"/>
+            <wp:docPr id="184954099" name="Picture 1" descr="A screenshot of a computer&#10;&#10;Description automatically generated"/>
+            <wp:cNvGraphicFramePr>
+              <a:graphicFrameLocks xmlns:a="http://schemas.openxmlformats.org/drawingml/2006/main" noChangeAspect="1"/>
+            </wp:cNvGraphicFramePr>
+            <a:graphic xmlns:a="http://schemas.openxmlformats.org/drawingml/2006/main">
+              <a:graphicData uri="http://schemas.openxmlformats.org/drawingml/2006/picture">
+                <pic:pic xmlns:pic="http://schemas.openxmlformats.org/drawingml/2006/picture">
+                  <pic:nvPicPr>
+                    <pic:cNvPr id="184954099" name="Picture 1" descr="A screenshot of a computer&#10;&#10;Description automatically generated"/>
+                    <pic:cNvPicPr/>
+                  </pic:nvPicPr>
+                  <pic:blipFill>
+                    <a:blip r:embed="rId6"/>
+                    <a:stretch>
+                      <a:fillRect/>
+                    </a:stretch>
+                  </pic:blipFill>
+                  <pic:spPr>
+                    <a:xfrm>
+                      <a:off x="0" y="0"/>
+                      <a:ext cx="5731510" cy="4778375"/>
                     </a:xfrm>
                     <a:prstGeom prst="rect">
                       <a:avLst/>
